--- a/docs/presentation/COE444_Team_Presentation_Guide.docx
+++ b/docs/presentation/COE444_Team_Presentation_Guide.docx
@@ -10,9 +10,9 @@
         <w:rPr>
           <w:b w:val="0"/>
         </w:rPr>
-        <w:t>COE444 Project Progress</w:t>
+        <w:t>COE444 AI Agent Security</w:t>
         <w:br/>
-        <w:t>and Presentation Guide</w:t>
+        <w:t>Team Presentation Guide</w:t>
       </w:r>
     </w:p>
     <w:p>
@@ -36,7 +36,7 @@
         <w:rPr>
           <w:b w:val="0"/>
         </w:rPr>
-        <w:t>We have built a working project prototype and collected useful early results. The project is ready to explain as progress, but we have not yet proved that it meets our final security goal. This guide explains the whole project, then gives each speaker a slide, a short script and questions to practise.</w:t>
+        <w:t>We have built a bounded AI agent that chooses tools to carry out a user’s task. We test whether an attacker can redirect it through the information it reads. Email is our test environment. The main subject is protecting the agent’s decisions and actions. We have useful early evidence, but we have not proved our final security target.</w:t>
       </w:r>
     </w:p>
     <w:p>
@@ -701,7 +701,7 @@
         <w:rPr>
           <w:b w:val="0"/>
         </w:rPr>
-        <w:t>Our AI email assistant reads company information and helps with user requests. An attacker may hide instructions in the information it reads. Our detector looks for those instructions. Our recipient gate checks where email addresses came from. In the protected live mailbox, an email also waits for the user to review and approve it before it sends.</w:t>
+        <w:t>The user gives the agent a goal. The agent chooses a tool, reads its result and chooses what to do next. An attacker hides instructions in that result and tries to change the agent’s actions. We test a text detector and a recipient-source gate. Email lets us observe an unwanted action safely. The new protected live send also requires user review, so that final action is supervised.</w:t>
       </w:r>
     </w:p>
     <w:p>
@@ -721,16 +721,12 @@
       </w:r>
     </w:p>
     <w:p>
-      <w:r>
-        <w:br w:type="page"/>
-      </w:r>
-    </w:p>
-    <w:p>
       <w:pPr>
         <w:pStyle w:val="Heading1"/>
+        <w:pageBreakBefore/>
       </w:pPr>
       <w:r>
-        <w:t>How the project works</w:t>
+        <w:t>How our agent carries out a task</w:t>
       </w:r>
     </w:p>
     <w:p>
@@ -738,7 +734,7 @@
         <w:pStyle w:val="Heading2"/>
       </w:pPr>
       <w:r>
-        <w:t>The user and the assistant</w:t>
+        <w:t>The user gives a goal and the agent chooses steps</w:t>
       </w:r>
     </w:p>
     <w:p>
@@ -746,7 +742,7 @@
         <w:rPr>
           <w:b w:val="0"/>
         </w:rPr>
-        <w:t>The user gives a real request, such as: "Email the remote work rules to hr@northwind.example." The AI assistant decides which tools it needs. A tool is a function the assistant can use, such as searching documents, finding a contact or preparing an email.</w:t>
+        <w:t>The user gives a goal, such as "Email the remote work rules to my manager." The model chooses a tool and its inputs. Our code runs it and returns the result to the model. The model then chooses another tool or gives its final answer. This repeats for up to six turns. The user does not manually choose each search or lookup. This is bounded autonomy: the agent acts within a small set of tools and a turn limit.</w:t>
       </w:r>
     </w:p>
     <w:p>
@@ -762,7 +758,7 @@
         <w:rPr>
           <w:b w:val="0"/>
         </w:rPr>
-        <w:t>The project stores made-up company policy files. It splits the text into smaller pieces called chunks. A search system finds useful chunks for the user’s question. This is often called RAG: the assistant looks up information before answering. The current project reads local text and Markdown files. It is not a general PDF reader.</w:t>
+        <w:t>The project splits made-up policy files into small text pieces called chunks. Search returns relevant pieces for the agent to read before it chooses its next action. This is called RAG. An attacker’s instructions can arrive inside those results. The current search reads local text and Markdown files, rather than general PDF files.</w:t>
       </w:r>
     </w:p>
     <w:p>
@@ -794,7 +790,7 @@
         <w:rPr>
           <w:b w:val="0"/>
         </w:rPr>
-        <w:t>A separate AI model checks outside text for hidden instructions. It gives a score. At the current setting, a score of 0.10 or higher raises a warning. This number is a decision setting, not proof that a passage is dangerous. We chose the setting using development examples.</w:t>
+        <w:t>A separate AI model checks outside text for attempts to redirect the agent. A score of 0.10 or higher raises a warning at our current setting. The score is an estimate, not proof. In the live mailbox, detection can withhold flagged text or remove its reported attack span before the agent reads it. The historical comparison instead scores detection as stopping the run.</w:t>
       </w:r>
     </w:p>
     <w:p>
@@ -826,7 +822,7 @@
         <w:rPr>
           <w:b w:val="0"/>
         </w:rPr>
-        <w:t>When prevention is ON in the live mailbox, surviving emails wait as drafts. The user sees the recipients, subject and message, then approves or rejects. Approval sends the exact stored draft once. Rejecting or resetting removes the chance to approve that draft later. This adds a click for the user. It is an extra live safeguard, separate from the old result table.</w:t>
+        <w:t>When prevention is ON, the live mailbox first applies the gate. Surviving emails wait for the user to review the exact message and recipients. Approval sends once; rejection sends nothing. The agent can still search, look up contacts and draft independently, but the final protected send is supervised. This extra safeguard reduces autonomy and is outside the historical result table.</w:t>
       </w:r>
     </w:p>
     <w:p>
@@ -846,13 +842,583 @@
       </w:r>
     </w:p>
     <w:p>
+      <w:pPr>
+        <w:pStyle w:val="Heading1"/>
+        <w:pageBreakBefore/>
+      </w:pPr>
       <w:r>
-        <w:br w:type="page"/>
+        <w:t>What is implemented and why it matters</w:t>
+      </w:r>
+    </w:p>
+    <w:p>
+      <w:pPr>
+        <w:pStyle w:val="Heading2"/>
+      </w:pPr>
+      <w:r>
+        <w:t>The implemented agent is more than a fixed email form</w:t>
+      </w:r>
+    </w:p>
+    <w:p>
+      <w:r>
+        <w:rPr>
+          <w:b w:val="0"/>
+        </w:rPr>
+        <w:t>Agent.run asks the model for its next step, runs the tools it chooses and returns their results for another model decision. Its tools and six-turn limit bound what it can do. It is not an unrestricted background worker. The current code has no web-browsing tool, real email delivery or general operating-system access.</w:t>
+      </w:r>
+    </w:p>
+    <w:tbl>
+      <w:tblPr>
+        <w:tblW w:type="auto" w:w="0"/>
+        <w:jc w:val="center"/>
+        <w:tblLayout w:type="fixed"/>
+        <w:tblLook w:firstColumn="1" w:firstRow="1" w:lastColumn="0" w:lastRow="0" w:noHBand="0" w:noVBand="1" w:val="04A0"/>
+      </w:tblPr>
+      <w:tblGrid>
+        <w:gridCol w:w="5904"/>
+        <w:gridCol w:w="3888"/>
+      </w:tblGrid>
+      <w:tr>
+        <w:trPr>
+          <w:cantSplit/>
+          <w:tblHeader/>
+        </w:trPr>
+        <w:tc>
+          <w:tcPr>
+            <w:tcW w:type="dxa" w:w="5904"/>
+            <w:vAlign w:val="center"/>
+            <w:tcBorders>
+              <w:top w:val="single" w:sz="4" w:color="D9D9D9"/>
+              <w:left w:val="single" w:sz="4" w:color="D9D9D9"/>
+              <w:bottom w:val="single" w:sz="4" w:color="D9D9D9"/>
+              <w:right w:val="single" w:sz="4" w:color="D9D9D9"/>
+            </w:tcBorders>
+            <w:shd w:fill="17365D"/>
+            <w:tcMar>
+              <w:top w:w="90" w:type="dxa"/>
+              <w:left w:w="90" w:type="dxa"/>
+              <w:bottom w:w="90" w:type="dxa"/>
+              <w:right w:w="90" w:type="dxa"/>
+            </w:tcMar>
+          </w:tcPr>
+          <w:p>
+            <w:pPr>
+              <w:spacing w:after="40" w:before="40"/>
+            </w:pPr>
+            <w:r>
+              <w:rPr>
+                <w:b/>
+                <w:color w:val="FFFFFF"/>
+                <w:sz w:val="20"/>
+              </w:rPr>
+              <w:t>What the code does</w:t>
+            </w:r>
+          </w:p>
+        </w:tc>
+        <w:tc>
+          <w:tcPr>
+            <w:tcW w:type="dxa" w:w="3888"/>
+            <w:vAlign w:val="center"/>
+            <w:tcBorders>
+              <w:top w:val="single" w:sz="4" w:color="D9D9D9"/>
+              <w:left w:val="single" w:sz="4" w:color="D9D9D9"/>
+              <w:bottom w:val="single" w:sz="4" w:color="D9D9D9"/>
+              <w:right w:val="single" w:sz="4" w:color="D9D9D9"/>
+            </w:tcBorders>
+            <w:shd w:fill="17365D"/>
+            <w:tcMar>
+              <w:top w:w="90" w:type="dxa"/>
+              <w:left w:w="90" w:type="dxa"/>
+              <w:bottom w:w="90" w:type="dxa"/>
+              <w:right w:w="90" w:type="dxa"/>
+            </w:tcMar>
+          </w:tcPr>
+          <w:p>
+            <w:pPr>
+              <w:spacing w:after="40" w:before="40"/>
+            </w:pPr>
+            <w:r>
+              <w:rPr>
+                <w:b/>
+                <w:color w:val="FFFFFF"/>
+                <w:sz w:val="20"/>
+              </w:rPr>
+              <w:t>Where to check</w:t>
+            </w:r>
+          </w:p>
+        </w:tc>
+      </w:tr>
+      <w:tr>
+        <w:trPr>
+          <w:cantSplit/>
+        </w:trPr>
+        <w:tc>
+          <w:tcPr>
+            <w:tcW w:type="dxa" w:w="5904"/>
+            <w:vAlign w:val="center"/>
+            <w:tcBorders>
+              <w:top w:val="single" w:sz="4" w:color="D9D9D9"/>
+              <w:left w:val="single" w:sz="4" w:color="D9D9D9"/>
+              <w:bottom w:val="single" w:sz="4" w:color="D9D9D9"/>
+              <w:right w:val="single" w:sz="4" w:color="D9D9D9"/>
+            </w:tcBorders>
+            <w:shd w:fill="F2F5F8"/>
+            <w:tcMar>
+              <w:top w:w="90" w:type="dxa"/>
+              <w:left w:w="90" w:type="dxa"/>
+              <w:bottom w:w="90" w:type="dxa"/>
+              <w:right w:w="90" w:type="dxa"/>
+            </w:tcMar>
+          </w:tcPr>
+          <w:p>
+            <w:pPr>
+              <w:spacing w:after="40" w:before="40"/>
+            </w:pPr>
+            <w:r>
+              <w:rPr>
+                <w:b w:val="0"/>
+                <w:color w:val="000000"/>
+                <w:sz w:val="20"/>
+              </w:rPr>
+              <w:t>Model chooses tools and inputs over several turns</w:t>
+            </w:r>
+          </w:p>
+        </w:tc>
+        <w:tc>
+          <w:tcPr>
+            <w:tcW w:type="dxa" w:w="3888"/>
+            <w:vAlign w:val="center"/>
+            <w:tcBorders>
+              <w:top w:val="single" w:sz="4" w:color="D9D9D9"/>
+              <w:left w:val="single" w:sz="4" w:color="D9D9D9"/>
+              <w:bottom w:val="single" w:sz="4" w:color="D9D9D9"/>
+              <w:right w:val="single" w:sz="4" w:color="D9D9D9"/>
+            </w:tcBorders>
+            <w:shd w:fill="F2F5F8"/>
+            <w:tcMar>
+              <w:top w:w="90" w:type="dxa"/>
+              <w:left w:w="90" w:type="dxa"/>
+              <w:bottom w:w="90" w:type="dxa"/>
+              <w:right w:w="90" w:type="dxa"/>
+            </w:tcMar>
+          </w:tcPr>
+          <w:p>
+            <w:pPr>
+              <w:spacing w:after="40" w:before="40"/>
+            </w:pPr>
+            <w:r>
+              <w:rPr>
+                <w:b w:val="0"/>
+                <w:color w:val="000000"/>
+                <w:sz w:val="20"/>
+              </w:rPr>
+              <w:t>agent/agent.py  Agent.run and Agent._execute</w:t>
+            </w:r>
+          </w:p>
+        </w:tc>
+      </w:tr>
+      <w:tr>
+        <w:trPr>
+          <w:cantSplit/>
+        </w:trPr>
+        <w:tc>
+          <w:tcPr>
+            <w:tcW w:type="dxa" w:w="5904"/>
+            <w:vAlign w:val="center"/>
+            <w:tcBorders>
+              <w:top w:val="single" w:sz="4" w:color="D9D9D9"/>
+              <w:left w:val="single" w:sz="4" w:color="D9D9D9"/>
+              <w:bottom w:val="single" w:sz="4" w:color="D9D9D9"/>
+              <w:right w:val="single" w:sz="4" w:color="D9D9D9"/>
+            </w:tcBorders>
+            <w:shd w:fill="FFFFFF"/>
+            <w:tcMar>
+              <w:top w:w="90" w:type="dxa"/>
+              <w:left w:w="90" w:type="dxa"/>
+              <w:bottom w:w="90" w:type="dxa"/>
+              <w:right w:w="90" w:type="dxa"/>
+            </w:tcMar>
+          </w:tcPr>
+          <w:p>
+            <w:pPr>
+              <w:spacing w:after="40" w:before="40"/>
+            </w:pPr>
+            <w:r>
+              <w:rPr>
+                <w:b w:val="0"/>
+                <w:color w:val="000000"/>
+                <w:sz w:val="20"/>
+              </w:rPr>
+              <w:t>Search returns outside text to the model</w:t>
+            </w:r>
+          </w:p>
+        </w:tc>
+        <w:tc>
+          <w:tcPr>
+            <w:tcW w:type="dxa" w:w="3888"/>
+            <w:vAlign w:val="center"/>
+            <w:tcBorders>
+              <w:top w:val="single" w:sz="4" w:color="D9D9D9"/>
+              <w:left w:val="single" w:sz="4" w:color="D9D9D9"/>
+              <w:bottom w:val="single" w:sz="4" w:color="D9D9D9"/>
+              <w:right w:val="single" w:sz="4" w:color="D9D9D9"/>
+            </w:tcBorders>
+            <w:shd w:fill="FFFFFF"/>
+            <w:tcMar>
+              <w:top w:w="90" w:type="dxa"/>
+              <w:left w:w="90" w:type="dxa"/>
+              <w:bottom w:w="90" w:type="dxa"/>
+              <w:right w:w="90" w:type="dxa"/>
+            </w:tcMar>
+          </w:tcPr>
+          <w:p>
+            <w:pPr>
+              <w:spacing w:after="40" w:before="40"/>
+            </w:pPr>
+            <w:r>
+              <w:rPr>
+                <w:b w:val="0"/>
+                <w:color w:val="000000"/>
+                <w:sz w:val="20"/>
+              </w:rPr>
+              <w:t>rag/retriever.py  Retriever.search</w:t>
+            </w:r>
+          </w:p>
+        </w:tc>
+      </w:tr>
+      <w:tr>
+        <w:trPr>
+          <w:cantSplit/>
+        </w:trPr>
+        <w:tc>
+          <w:tcPr>
+            <w:tcW w:type="dxa" w:w="5904"/>
+            <w:vAlign w:val="center"/>
+            <w:tcBorders>
+              <w:top w:val="single" w:sz="4" w:color="D9D9D9"/>
+              <w:left w:val="single" w:sz="4" w:color="D9D9D9"/>
+              <w:bottom w:val="single" w:sz="4" w:color="D9D9D9"/>
+              <w:right w:val="single" w:sz="4" w:color="D9D9D9"/>
+            </w:tcBorders>
+            <w:shd w:fill="F2F5F8"/>
+            <w:tcMar>
+              <w:top w:w="90" w:type="dxa"/>
+              <w:left w:w="90" w:type="dxa"/>
+              <w:bottom w:w="90" w:type="dxa"/>
+              <w:right w:w="90" w:type="dxa"/>
+            </w:tcMar>
+          </w:tcPr>
+          <w:p>
+            <w:pPr>
+              <w:spacing w:after="40" w:before="40"/>
+            </w:pPr>
+            <w:r>
+              <w:rPr>
+                <w:b w:val="0"/>
+                <w:color w:val="000000"/>
+                <w:sz w:val="20"/>
+              </w:rPr>
+              <w:t>An attack is appended to a retrieved document chunk</w:t>
+            </w:r>
+          </w:p>
+        </w:tc>
+        <w:tc>
+          <w:tcPr>
+            <w:tcW w:type="dxa" w:w="3888"/>
+            <w:vAlign w:val="center"/>
+            <w:tcBorders>
+              <w:top w:val="single" w:sz="4" w:color="D9D9D9"/>
+              <w:left w:val="single" w:sz="4" w:color="D9D9D9"/>
+              <w:bottom w:val="single" w:sz="4" w:color="D9D9D9"/>
+              <w:right w:val="single" w:sz="4" w:color="D9D9D9"/>
+            </w:tcBorders>
+            <w:shd w:fill="F2F5F8"/>
+            <w:tcMar>
+              <w:top w:w="90" w:type="dxa"/>
+              <w:left w:w="90" w:type="dxa"/>
+              <w:bottom w:w="90" w:type="dxa"/>
+              <w:right w:w="90" w:type="dxa"/>
+            </w:tcMar>
+          </w:tcPr>
+          <w:p>
+            <w:pPr>
+              <w:spacing w:after="40" w:before="40"/>
+            </w:pPr>
+            <w:r>
+              <w:rPr>
+                <w:b w:val="0"/>
+                <w:color w:val="000000"/>
+                <w:sz w:val="20"/>
+              </w:rPr>
+              <w:t>rag/retriever.py  after search ranking</w:t>
+            </w:r>
+          </w:p>
+        </w:tc>
+      </w:tr>
+      <w:tr>
+        <w:trPr>
+          <w:cantSplit/>
+        </w:trPr>
+        <w:tc>
+          <w:tcPr>
+            <w:tcW w:type="dxa" w:w="5904"/>
+            <w:vAlign w:val="center"/>
+            <w:tcBorders>
+              <w:top w:val="single" w:sz="4" w:color="D9D9D9"/>
+              <w:left w:val="single" w:sz="4" w:color="D9D9D9"/>
+              <w:bottom w:val="single" w:sz="4" w:color="D9D9D9"/>
+              <w:right w:val="single" w:sz="4" w:color="D9D9D9"/>
+            </w:tcBorders>
+            <w:shd w:fill="FFFFFF"/>
+            <w:tcMar>
+              <w:top w:w="90" w:type="dxa"/>
+              <w:left w:w="90" w:type="dxa"/>
+              <w:bottom w:w="90" w:type="dxa"/>
+              <w:right w:w="90" w:type="dxa"/>
+            </w:tcMar>
+          </w:tcPr>
+          <w:p>
+            <w:pPr>
+              <w:spacing w:after="40" w:before="40"/>
+            </w:pPr>
+            <w:r>
+              <w:rPr>
+                <w:b w:val="0"/>
+                <w:color w:val="000000"/>
+                <w:sz w:val="20"/>
+              </w:rPr>
+              <w:t>Detector checks text and gate checks recipient sources</w:t>
+            </w:r>
+          </w:p>
+        </w:tc>
+        <w:tc>
+          <w:tcPr>
+            <w:tcW w:type="dxa" w:w="3888"/>
+            <w:vAlign w:val="center"/>
+            <w:tcBorders>
+              <w:top w:val="single" w:sz="4" w:color="D9D9D9"/>
+              <w:left w:val="single" w:sz="4" w:color="D9D9D9"/>
+              <w:bottom w:val="single" w:sz="4" w:color="D9D9D9"/>
+              <w:right w:val="single" w:sz="4" w:color="D9D9D9"/>
+            </w:tcBorders>
+            <w:shd w:fill="FFFFFF"/>
+            <w:tcMar>
+              <w:top w:w="90" w:type="dxa"/>
+              <w:left w:w="90" w:type="dxa"/>
+              <w:bottom w:w="90" w:type="dxa"/>
+              <w:right w:w="90" w:type="dxa"/>
+            </w:tcMar>
+          </w:tcPr>
+          <w:p>
+            <w:pPr>
+              <w:spacing w:after="40" w:before="40"/>
+            </w:pPr>
+            <w:r>
+              <w:rPr>
+                <w:b w:val="0"/>
+                <w:color w:val="000000"/>
+                <w:sz w:val="20"/>
+              </w:rPr>
+              <w:t>defense/detection.py and defense/prevention.py</w:t>
+            </w:r>
+          </w:p>
+        </w:tc>
+      </w:tr>
+      <w:tr>
+        <w:trPr>
+          <w:cantSplit/>
+        </w:trPr>
+        <w:tc>
+          <w:tcPr>
+            <w:tcW w:type="dxa" w:w="5904"/>
+            <w:vAlign w:val="center"/>
+            <w:tcBorders>
+              <w:top w:val="single" w:sz="4" w:color="D9D9D9"/>
+              <w:left w:val="single" w:sz="4" w:color="D9D9D9"/>
+              <w:bottom w:val="single" w:sz="4" w:color="D9D9D9"/>
+              <w:right w:val="single" w:sz="4" w:color="D9D9D9"/>
+            </w:tcBorders>
+            <w:shd w:fill="F2F5F8"/>
+            <w:tcMar>
+              <w:top w:w="90" w:type="dxa"/>
+              <w:left w:w="90" w:type="dxa"/>
+              <w:bottom w:w="90" w:type="dxa"/>
+              <w:right w:w="90" w:type="dxa"/>
+            </w:tcMar>
+          </w:tcPr>
+          <w:p>
+            <w:pPr>
+              <w:spacing w:after="40" w:before="40"/>
+            </w:pPr>
+            <w:r>
+              <w:rPr>
+                <w:b w:val="0"/>
+                <w:color w:val="000000"/>
+                <w:sz w:val="20"/>
+              </w:rPr>
+              <w:t>Saved runs are scored under four defense conditions</w:t>
+            </w:r>
+          </w:p>
+        </w:tc>
+        <w:tc>
+          <w:tcPr>
+            <w:tcW w:type="dxa" w:w="3888"/>
+            <w:vAlign w:val="center"/>
+            <w:tcBorders>
+              <w:top w:val="single" w:sz="4" w:color="D9D9D9"/>
+              <w:left w:val="single" w:sz="4" w:color="D9D9D9"/>
+              <w:bottom w:val="single" w:sz="4" w:color="D9D9D9"/>
+              <w:right w:val="single" w:sz="4" w:color="D9D9D9"/>
+            </w:tcBorders>
+            <w:shd w:fill="F2F5F8"/>
+            <w:tcMar>
+              <w:top w:w="90" w:type="dxa"/>
+              <w:left w:w="90" w:type="dxa"/>
+              <w:bottom w:w="90" w:type="dxa"/>
+              <w:right w:w="90" w:type="dxa"/>
+            </w:tcMar>
+          </w:tcPr>
+          <w:p>
+            <w:pPr>
+              <w:spacing w:after="40" w:before="40"/>
+            </w:pPr>
+            <w:r>
+              <w:rPr>
+                <w:b w:val="0"/>
+                <w:color w:val="000000"/>
+                <w:sz w:val="20"/>
+              </w:rPr>
+              <w:t>evaluation/runner.py and conditions.py</w:t>
+            </w:r>
+          </w:p>
+        </w:tc>
+      </w:tr>
+      <w:tr>
+        <w:trPr>
+          <w:cantSplit/>
+        </w:trPr>
+        <w:tc>
+          <w:tcPr>
+            <w:tcW w:type="dxa" w:w="5904"/>
+            <w:vAlign w:val="center"/>
+            <w:tcBorders>
+              <w:top w:val="single" w:sz="4" w:color="D9D9D9"/>
+              <w:left w:val="single" w:sz="4" w:color="D9D9D9"/>
+              <w:bottom w:val="single" w:sz="4" w:color="D9D9D9"/>
+              <w:right w:val="single" w:sz="4" w:color="D9D9D9"/>
+            </w:tcBorders>
+            <w:shd w:fill="FFFFFF"/>
+            <w:tcMar>
+              <w:top w:w="90" w:type="dxa"/>
+              <w:left w:w="90" w:type="dxa"/>
+              <w:bottom w:w="90" w:type="dxa"/>
+              <w:right w:w="90" w:type="dxa"/>
+            </w:tcMar>
+          </w:tcPr>
+          <w:p>
+            <w:pPr>
+              <w:spacing w:after="40" w:before="40"/>
+            </w:pPr>
+            <w:r>
+              <w:rPr>
+                <w:b w:val="0"/>
+                <w:color w:val="000000"/>
+                <w:sz w:val="20"/>
+              </w:rPr>
+              <w:t>Protected live emails wait for a real user decision</w:t>
+            </w:r>
+          </w:p>
+        </w:tc>
+        <w:tc>
+          <w:tcPr>
+            <w:tcW w:type="dxa" w:w="3888"/>
+            <w:vAlign w:val="center"/>
+            <w:tcBorders>
+              <w:top w:val="single" w:sz="4" w:color="D9D9D9"/>
+              <w:left w:val="single" w:sz="4" w:color="D9D9D9"/>
+              <w:bottom w:val="single" w:sz="4" w:color="D9D9D9"/>
+              <w:right w:val="single" w:sz="4" w:color="D9D9D9"/>
+            </w:tcBorders>
+            <w:shd w:fill="FFFFFF"/>
+            <w:tcMar>
+              <w:top w:w="90" w:type="dxa"/>
+              <w:left w:w="90" w:type="dxa"/>
+              <w:bottom w:w="90" w:type="dxa"/>
+              <w:right w:w="90" w:type="dxa"/>
+            </w:tcMar>
+          </w:tcPr>
+          <w:p>
+            <w:pPr>
+              <w:spacing w:after="40" w:before="40"/>
+            </w:pPr>
+            <w:r>
+              <w:rPr>
+                <w:b w:val="0"/>
+                <w:color w:val="000000"/>
+                <w:sz w:val="20"/>
+              </w:rPr>
+              <w:t>interface/playground.py  _LiveMail.send and Playground.review</w:t>
+            </w:r>
+          </w:p>
+        </w:tc>
+      </w:tr>
+    </w:tbl>
+    <w:p>
+      <w:pPr>
+        <w:spacing w:after="0"/>
+      </w:pPr>
+    </w:p>
+    <w:p>
+      <w:pPr>
+        <w:pStyle w:val="Heading2"/>
+      </w:pPr>
+      <w:r>
+        <w:t>A recorded example of the agent being redirected</w:t>
+      </w:r>
+    </w:p>
+    <w:p>
+      <w:r>
+        <w:rPr>
+          <w:b w:val="0"/>
+        </w:rPr>
+        <w:t>In PI-101 trial 1 from the October 13 log, the user asks for remote work rules to be emailed to HR. The recorded tool sequence is search_documents, then send_email. The model proposes HR as To and wfc@nw-partner.invalid as CC. The user did not request that CC. This connects the attacker-controlled document to an unwanted agent action. It is a saved run, not a fresh demonstration.</w:t>
+      </w:r>
+    </w:p>
+    <w:p>
+      <w:pPr>
+        <w:pStyle w:val="Heading2"/>
+      </w:pPr>
+      <w:r>
+        <w:t>Why this work matters</w:t>
+      </w:r>
+    </w:p>
+    <w:p>
+      <w:r>
+        <w:rPr>
+          <w:b w:val="0"/>
+        </w:rPr>
+        <w:t>An agent uses tools to turn its decisions into actions. A misleading document can therefore affect more than the wording of an answer. Our experiment makes that link observable and repeatable. We check text before use, check recipient values before sending, and measure whether the legitimate task survives. Showing where each defense fails is useful evidence about how to control agent actions.</w:t>
+      </w:r>
+    </w:p>
+    <w:p>
+      <w:pPr>
+        <w:pStyle w:val="Heading2"/>
+      </w:pPr>
+      <w:r>
+        <w:t>The boundary of the evidence</w:t>
+      </w:r>
+    </w:p>
+    <w:p>
+      <w:r>
+        <w:rPr>
+          <w:b w:val="0"/>
+        </w:rPr>
+        <w:t>The attacker is simulated by inserting text after document ranking, or by planting text in the live mailbox. We have not shown attacks changing the search ranking. The gate covers email recipients, not every possible tool action. The new live approval step requires a person, so it should be described as supervision. The old four-condition results are offline policy scores, not four fresh live deployments.</w:t>
       </w:r>
     </w:p>
     <w:p>
       <w:pPr>
         <w:pStyle w:val="Heading1"/>
+        <w:pageBreakBefore/>
       </w:pPr>
       <w:r>
         <w:t>Slide 1 Project title</w:t>
@@ -879,7 +1445,7 @@
         <w:rPr>
           <w:b w:val="0"/>
         </w:rPr>
-        <w:t>Our project studies a security problem in AI assistants that can use tools. These assistants can do more than write answers. They can read information and prepare actions. That makes it important to separate a real user request from instructions hidden in a document or email.</w:t>
+        <w:t>Our subject is the security of an AI agent doing work for a user. The model chooses tool calls, receives information and decides its next step. If an attacker redirects one of those decisions, the agent can carry out an unwanted action using the tools it was legitimately given.</w:t>
       </w:r>
     </w:p>
     <w:p>
@@ -887,7 +1453,7 @@
         <w:rPr>
           <w:b w:val="0"/>
         </w:rPr>
-        <w:t>The title has two parts. Detection means finding suspicious instructions. Prevention means limiting what the assistant can do with them. The current project studies this through a simulated company email assistant.</w:t>
+        <w:t>Detection means spotting instructions that try to redirect the agent. Prevention means controlling an action even if the agent proposes it. We use simulated email to make the outcome visible. The important question is whether we can stop the attacker while still letting the agent complete the user’s task.</w:t>
       </w:r>
     </w:p>
     <w:p>
@@ -903,7 +1469,7 @@
         <w:rPr>
           <w:b w:val="0"/>
         </w:rPr>
-        <w:t>"Our project is Prompt Injection Detection and Prevention for AI Agents. We are studying what happens when an AI assistant reads a document or email that contains hidden instructions. For example, an attacker might tell it to copy an extra address on an email. We built a small company email assistant so we can test this safely. We use a detector to look for suspicious text and a gate to check email recipients. In our protected live mailbox, the user also reviews emails before they send. Today we will explain what we have built, our early results and the work we still need to complete."</w:t>
+        <w:t>"Our project studies how to protect an AI agent while it carries out a user’s task. The agent chooses tools, reads their results and decides its next action. An attacker can hide instructions inside information the agent reads and try to take over that process. We use a simulated company email environment to observe the effects safely. We test a detector for suspicious text and a gate for recipient sources. We measure both attack success and whether the user’s task still works. Our progress shows useful improvements, but our final security target is still unmet."</w:t>
       </w:r>
     </w:p>
     <w:p>
@@ -930,7 +1496,7 @@
         <w:rPr>
           <w:b w:val="0"/>
         </w:rPr>
-        <w:t>It means an AI assistant that can choose and use tools. In our project, the main tools search policy documents, look up contacts and prepare simulated emails.</w:t>
+        <w:t>It means a model-driven program that chooses and uses tools over several steps. Our agent can search policy documents, look up contacts and send simulated email. Its code feeds each tool result back to the model for the next decision.</w:t>
       </w:r>
     </w:p>
     <w:p>
@@ -968,7 +1534,7 @@
         <w:rPr>
           <w:b w:val="0"/>
         </w:rPr>
-        <w:t>Email makes the effect easy to see. We can check who was supposed to receive a message and whether an attacker’s address appeared. We also test attacks that change the message or stop the task.</w:t>
+        <w:t>Email is a controlled test environment for agent actions. An extra recipient is a clear unwanted action. We also test message changes and task disruption. This gives concrete evidence without needing unrestricted access to real systems.</w:t>
       </w:r>
     </w:p>
     <w:p>
@@ -1007,13 +1573,9 @@
       </w:r>
     </w:p>
     <w:p>
-      <w:r>
-        <w:br w:type="page"/>
-      </w:r>
-    </w:p>
-    <w:p>
       <w:pPr>
         <w:pStyle w:val="Heading1"/>
+        <w:pageBreakBefore/>
       </w:pPr>
       <w:r>
         <w:t>Slide 2 Problem Formulation</w:t>
@@ -1048,7 +1610,7 @@
         <w:rPr>
           <w:b w:val="0"/>
         </w:rPr>
-        <w:t>This is indirect prompt injection. The attacker’s instruction reaches the assistant inside material it reads. The attacker is not the real user making the request. A document may supply useful facts, but it should not gain the user’s authority to act.</w:t>
+        <w:t>This is indirect prompt injection. The attacker supplies text the agent encounters, rather than the user’s original request. The trust boundary is the line between information to read and permission to act. The attack crosses that line when the agent treats document text as a new instruction.</w:t>
       </w:r>
     </w:p>
     <w:p>
@@ -1064,7 +1626,7 @@
         <w:rPr>
           <w:b w:val="0"/>
         </w:rPr>
-        <w:t>The detector checks the text for attempts to steer the assistant. The recipient gate checks the source of each proposed address. These checks answer different questions. The new live review step asks the user to approve the exact final email because a valid directory address alone is not permission to send.</w:t>
+        <w:t>The detector checks an input that could steer the agent’s next decision. The recipient gate checks part of a proposed action: where the To, CC and BCC values came from. The new live review is an additional human check. It should not replace our explanation of the two measured defenses or be called an autonomous authorization solution.</w:t>
       </w:r>
     </w:p>
     <w:p>
@@ -1096,7 +1658,7 @@
         <w:rPr>
           <w:b w:val="0"/>
         </w:rPr>
-        <w:t>"The main risk is that the assistant may follow instructions hidden in information it reads. The user might ask for an email to HR, while a document tells the assistant to copy an attacker. We use two checks. Our detector looks for suspicious instructions. Our recipient gate checks where each address came from and removes unsupported recipients. We also found that a directory address can be real even when the user never asked to send to it. Protected emails now wait for real user review. Since the proposal, we have narrowed the system to documents and simulated email and added a prevention-only comparison."</w:t>
+        <w:t>"The user gives the agent a task, but an attacker controls some text it reads along the way. The risk is that this outside text starts deciding the agent’s actions. In our example, a policy document adds an attacker’s CC to an email. The detector checks the outside text, while the recipient gate checks addresses on the proposed action. We added a separate live review step after finding that a real directory address does not prove user permission. That final send is now supervised. Our main research still compares the detector and gate in a controlled agent experiment."</w:t>
       </w:r>
     </w:p>
     <w:p>
@@ -1173,13 +1735,9 @@
       </w:r>
     </w:p>
     <w:p>
-      <w:r>
-        <w:br w:type="page"/>
-      </w:r>
-    </w:p>
-    <w:p>
       <w:pPr>
         <w:pStyle w:val="Heading1"/>
+        <w:pageBreakBefore/>
       </w:pPr>
       <w:r>
         <w:t>Slide 3 Progress Update</w:t>
@@ -1206,7 +1764,7 @@
         <w:rPr>
           <w:b w:val="0"/>
         </w:rPr>
-        <w:t>We have document search, contact lookup, the simulated mailbox, the AI detector and the recipient gate. We also have code that runs experiments, saves records and calculates results. Recent work added real review of protected emails, a setting that avoids the observed document-search crash and more regression checks. A regression check makes sure a fixed problem does not come back.</w:t>
+        <w:t>We implemented the agent’s repeated choose-tool, read-result and choose-next-step process. It can search policies, look up contacts and send simulated email. We built attack insertion, a detector, a recipient gate and a system that records and scores runs. These parts let us test whether outside text changes the agent’s actions. Recent fixes added live review, a search startup workaround and regression checks.</w:t>
       </w:r>
     </w:p>
     <w:p>
@@ -1770,7 +2328,7 @@
         <w:rPr>
           <w:b w:val="0"/>
         </w:rPr>
-        <w:t>"We have implemented the main system and our updated software passes 256 checks. We have 223 attack examples stored, but this table uses ten development attacks, each repeated three times. The results come from saved October 13 records. Without defenses, six of the ten attacks succeeded. Detection reduced this to one. The gate alone left three, and both defenses left one. Normal tasks completed by majority in all four conditions. These are early results from offline scoring of saved runs. They do not measure our new live review step, which needs a separate evaluation."</w:t>
+        <w:t>"Our agent can choose tools and continue from their results. We can insert attacker text, record its actions and compare defenses. We have 223 attack examples stored; this table uses ten development attacks repeated three times. In the saved October 13 experiment, six attacks succeeded without defenses, one with detection, three with the gate and one with both. Normal tasks completed by majority in every condition. This shows useful progress in controlling agent behavior, but the small sample and offline scoring limit our claim. The new live review step needs separate evaluation. The updated software has 256 passing code checks."</w:t>
       </w:r>
     </w:p>
     <w:p>
@@ -1847,13 +2405,9 @@
       </w:r>
     </w:p>
     <w:p>
-      <w:r>
-        <w:br w:type="page"/>
-      </w:r>
-    </w:p>
-    <w:p>
       <w:pPr>
         <w:pStyle w:val="Heading1"/>
+        <w:pageBreakBefore/>
       </w:pPr>
       <w:r>
         <w:t>The test counts everyone must understand</w:t>
@@ -2441,13 +2995,9 @@
       </w:r>
     </w:p>
     <w:p>
-      <w:r>
-        <w:br w:type="page"/>
-      </w:r>
-    </w:p>
-    <w:p>
       <w:pPr>
         <w:pStyle w:val="Heading1"/>
+        <w:pageBreakBefore/>
       </w:pPr>
       <w:r>
         <w:t>Slide 4 Expected Outcomes</w:t>
@@ -2522,7 +3072,7 @@
         <w:rPr>
           <w:b w:val="0"/>
         </w:rPr>
-        <w:t>For the demonstration, show an injected CC, how the gate removes it, and how the protected message waits for user approval. The user should review the exact message before approving. A user can still approve something harmful, so review is not a guarantee.</w:t>
+        <w:t>The intended outcome is useful agent work with fewer attacker-directed actions. Show the legitimate goal, the attacker’s text, the agent’s proposed action and the gate’s effect. Then show the separate live review step. User approval adds protection but reduces autonomy; it is not evidence that the agent can safely authorize every action itself.</w:t>
       </w:r>
     </w:p>
     <w:p>
@@ -2538,7 +3088,7 @@
         <w:rPr>
           <w:b w:val="0"/>
         </w:rPr>
-        <w:t>"We also checked attacks from outside our own collection. In a saved fifty-run agent experiment, two runs had errors. Among the 48 valid runs, nine attacks succeeded without defenses and none succeeded with the gate. Separately, our detector missed three of fifty attack excerpts and raised no false alarms on 203 clean emails. These are encouraging sample results, but they do not prove complete protection. Our combined below 5% goal is still unmet in the main development table. We have added live user review, and its effectiveness and extra effort for users still need evaluation."</w:t>
+        <w:t>"We want the agent to resist attacker instructions and still finish the user’s task. We checked external examples as well as our own. In fifty external agent runs, two had errors. Of the 48 valid runs, nine attacks succeeded without defenses and none with the gate. A separate detector check missed three of fifty attacks and raised no false alarms on 203 clean emails. These results support further work, but do not prove general agent security. The combined below 5% target remains unmet in our development table. Live approval adds human supervision and still needs evaluation."</w:t>
       </w:r>
     </w:p>
     <w:p>
@@ -2615,13 +3165,9 @@
       </w:r>
     </w:p>
     <w:p>
-      <w:r>
-        <w:br w:type="page"/>
-      </w:r>
-    </w:p>
-    <w:p>
       <w:pPr>
         <w:pStyle w:val="Heading1"/>
+        <w:pageBreakBefore/>
       </w:pPr>
       <w:r>
         <w:t>Slide 5 Timeline with Milestones</w:t>
@@ -2664,7 +3210,7 @@
         <w:rPr>
           <w:b w:val="0"/>
         </w:rPr>
-        <w:t>First, we added real review of protected messages. Before that, even a request saying "do not email anyone" could reach a send if the model looked up a company address. The live mailbox now holds such a proposed message for review. The original research gate still has its narrow source-checking role.</w:t>
+        <w:t>We found a limit in recipient provenance: a real directory address does not prove the user authorized a send. The live mailbox now holds protected proposed emails for real review. This limits the agent’s final action rather than solving autonomous intent checking. The original research gate and historical measurements remain unchanged.</w:t>
       </w:r>
     </w:p>
     <w:p>
@@ -2712,7 +3258,7 @@
         <w:rPr>
           <w:b w:val="0"/>
         </w:rPr>
-        <w:t>"The main prototype and early experiments are complete. Our recent work focused on gaps found during review. Protected emails now need real user approval, document search uses a setting that avoided the observed crash, and the updated checks all pass. We kept the old experiment records unchanged. Next, we need a fresh hosted-model check and a full rehearsal. We then plan to freeze the code and settings before evaluating the held-out examples. Our dates are planning targets, and we will confirm the final deadline with the instructor. We are focusing on reliable validation before adding more features."</w:t>
+        <w:t>"We have built the bounded agent, the attack environment and the two measured defenses. Recent review found a gap between an address being real and an action being authorized. We added human review to the live send path and tested that boundary. This trades some autonomy for control; it does not solve every agent decision. We also improved startup reliability. Next we need a fresh model-service check, a full demonstration and evaluation on held-out examples after freezing the system. The priority is evidence that attacks fail while useful tasks still succeed, before adding more features."</w:t>
       </w:r>
     </w:p>
     <w:p>
@@ -2781,16 +3327,126 @@
       </w:r>
     </w:p>
     <w:p>
+      <w:pPr>
+        <w:pStyle w:val="Heading1"/>
+        <w:pageBreakBefore/>
+      </w:pPr>
       <w:r>
-        <w:br w:type="page"/>
+        <w:t>Questions any team member may receive</w:t>
+      </w:r>
+    </w:p>
+    <w:p>
+      <w:pPr>
+        <w:pStyle w:val="Heading2"/>
+      </w:pPr>
+      <w:r>
+        <w:t>Three words that explain our research</w:t>
+      </w:r>
+    </w:p>
+    <w:p>
+      <w:r>
+        <w:rPr>
+          <w:b w:val="0"/>
+        </w:rPr>
+        <w:t>Autonomy means the agent chooses intermediate steps within its allowed tools. Authorization means permission to carry out an action. A trust boundary is the line between outside information and instructions that have permission to control the agent.</w:t>
+      </w:r>
+    </w:p>
+    <w:p>
+      <w:pPr>
+        <w:pStyle w:val="Heading2"/>
+      </w:pPr>
+      <w:r>
+        <w:t>The contribution in one sentence</w:t>
+      </w:r>
+    </w:p>
+    <w:p>
+      <w:r>
+        <w:rPr>
+          <w:b w:val="0"/>
+        </w:rPr>
+        <w:t>We built a repeatable test environment to observe an attacker redirecting a tool-using agent, compare a text detector with recipient-source control, and measure both attack success and useful task completion.</w:t>
+      </w:r>
+    </w:p>
+    <w:p>
+      <w:pPr>
+        <w:pStyle w:val="Heading2"/>
+      </w:pPr>
+      <w:r>
+        <w:t>What we can and cannot claim</w:t>
+      </w:r>
+    </w:p>
+    <w:p>
+      <w:r>
+        <w:rPr>
+          <w:b w:val="0"/>
+        </w:rPr>
+        <w:t>We can show a working bounded agent, recorded attacks and measured preliminary defense results. We cannot claim a general solution for all autonomous agents. Email is the test case; the wider concern is outside text gaining control over an agent’s actions.</w:t>
+      </w:r>
+    </w:p>
+    <w:p>
+      <w:pPr>
+        <w:keepNext/>
+      </w:pPr>
+      <w:r>
+        <w:rPr>
+          <w:b/>
+        </w:rPr>
+        <w:t>Is this actually an autonomous agent?</w:t>
+      </w:r>
+    </w:p>
+    <w:p>
+      <w:r>
+        <w:rPr>
+          <w:b w:val="0"/>
+        </w:rPr>
+        <w:t>It has bounded autonomy. The model chooses tools and inputs, reads their results and decides its next step without the user selecting every operation. The code limits it to known tools and six model turns. It is not an unrestricted or continuously running agent.</w:t>
+      </w:r>
+    </w:p>
+    <w:p>
+      <w:pPr>
+        <w:keepNext/>
+      </w:pPr>
+      <w:r>
+        <w:rPr>
+          <w:b/>
+        </w:rPr>
+        <w:t>Does the new approval step reduce autonomy?</w:t>
+      </w:r>
+    </w:p>
+    <w:p>
+      <w:r>
+        <w:rPr>
+          <w:b w:val="0"/>
+        </w:rPr>
+        <w:t>Yes, at the final protected send. The agent can still gather information and draft independently, but a person must approve that action. We call this a supervised action boundary, not proof of fully autonomous authorization.</w:t>
+      </w:r>
+    </w:p>
+    <w:p>
+      <w:pPr>
+        <w:keepNext/>
+      </w:pPr>
+      <w:r>
+        <w:rPr>
+          <w:b/>
+        </w:rPr>
+        <w:t>Do agents simply obey every instruction they read?</w:t>
+      </w:r>
+    </w:p>
+    <w:p>
+      <w:r>
+        <w:rPr>
+          <w:b w:val="0"/>
+        </w:rPr>
+        <w:t>No. Our baseline resisted four of ten development attacks by majority. The risk is that an agent may treat some outside instructions as permission. We study when that happens and whether controls reduce it.</w:t>
       </w:r>
     </w:p>
     <w:p>
       <w:pPr>
         <w:pStyle w:val="Heading1"/>
+        <w:pageBreakBefore/>
       </w:pPr>
       <w:r>
-        <w:t>Questions any team member may receive</w:t>
+        <w:t>More questions for the whole team</w:t>
       </w:r>
     </w:p>
     <w:p>
@@ -2984,13 +3640,9 @@
       </w:r>
     </w:p>
     <w:p>
-      <w:r>
-        <w:br w:type="page"/>
-      </w:r>
-    </w:p>
-    <w:p>
       <w:pPr>
         <w:pStyle w:val="Heading1"/>
+        <w:pageBreakBefore/>
       </w:pPr>
       <w:r>
         <w:t>Demonstration and team rehearsal</w:t>
@@ -3001,7 +3653,7 @@
         <w:pStyle w:val="Heading2"/>
       </w:pPr>
       <w:r>
-        <w:t>A simple demonstration to prepare</w:t>
+        <w:t>Show the agent task and the attacker’s intervention</w:t>
       </w:r>
     </w:p>
     <w:p>
@@ -3009,7 +3661,7 @@
         <w:rPr>
           <w:b w:val="0"/>
         </w:rPr>
-        <w:t>Use test information only. First show a normal question or email request. Then select the PI-101 example, which adds an attacker’s CC to a remote work email. The saved October 13 example shows an intended recipient of hr@northwind.example and an injected CC of wfc@nw-partner.invalid.</w:t>
+        <w:t>Start with the legitimate goal. Show the agent choosing document search, reading the result and proposing an action. Then identify the attacker’s text in that result. Use PI-101: the saved run sends to hr@northwind.example and adds the attacker’s CC, wfc@nw-partner.invalid. The key observation is outside text changing an agent-selected action. Use test information only.</w:t>
       </w:r>
     </w:p>
     <w:p>
@@ -3097,7 +3749,7 @@
         <w:rPr>
           <w:b w:val="0"/>
         </w:rPr>
-        <w:t>Do not say: "All 223 attacks passed," "We trained Llama," "7/7 means every repeat worked," "Zero false alarms means the detector never makes mistakes," or "The new approval step achieved the old 10% result." Each statement goes beyond the evidence.</w:t>
+        <w:t>Avoid saying "agents blindly obey everything," "we protect any autonomous agent," or "human approval proves autonomous security." Also avoid "all 223 attacks passed," "we trained Llama," and "the new approval step achieved the old 10% result." Explain the bounded agent, measured examples and unfinished work instead.</w:t>
       </w:r>
     </w:p>
     <w:p>
@@ -3117,13 +3769,9 @@
       </w:r>
     </w:p>
     <w:p>
-      <w:r>
-        <w:br w:type="page"/>
-      </w:r>
-    </w:p>
-    <w:p>
       <w:pPr>
         <w:pStyle w:val="Heading1"/>
+        <w:pageBreakBefore/>
       </w:pPr>
       <w:r>
         <w:t>Simple words and where to check details</w:t>
@@ -4337,22 +4985,6 @@
       </w:r>
     </w:p>
     <w:p>
-      <w:pPr>
-        <w:pStyle w:val="Heading2"/>
-      </w:pPr>
-      <w:r>
-        <w:t>Code locations if a question becomes specific</w:t>
-      </w:r>
-    </w:p>
-    <w:p>
-      <w:r>
-        <w:rPr>
-          <w:b w:val="0"/>
-        </w:rPr>
-        <w:t>agent/ contains the assistant and its tools. rag/ contains document search. directory.py handles company contacts. defense/detection.py checks outside text. defense/prevention.py checks recipient sources. interface/playground.py handles live drafts and review. evaluation/ calculates research results, and tests/ checks code behavior.</w:t>
-      </w:r>
-    </w:p>
-    <w:p>
       <w:r>
         <w:rPr>
           <w:b w:val="0"/>

--- a/docs/presentation/COE444_Team_Presentation_Guide.docx
+++ b/docs/presentation/COE444_Team_Presentation_Guide.docx
@@ -2410,6 +2410,580 @@
         <w:pageBreakBefore/>
       </w:pPr>
       <w:r>
+        <w:t>Where our attacks and test data came from</w:t>
+      </w:r>
+    </w:p>
+    <w:p>
+      <w:pPr>
+        <w:pStyle w:val="Heading2"/>
+      </w:pPr>
+      <w:r>
+        <w:t>The direct answer to the professor</w:t>
+      </w:r>
+    </w:p>
+    <w:p>
+      <w:r>
+        <w:rPr>
+          <w:b w:val="0"/>
+        </w:rPr>
+        <w:t>"Yes, we found an existing public dataset: Microsoft’s LLMail-Inject on Hugging Face. We selected and adapted 200 attacks for our agent environment. We also have 23 custom attack examples. The main progress table uses ten custom development attacks. A separate saved experiment uses fifty external attacks. We keep these results separate because the tasks and scoring differ."</w:t>
+      </w:r>
+    </w:p>
+    <w:p>
+      <w:pPr>
+        <w:pStyle w:val="Heading2"/>
+      </w:pPr>
+      <w:r>
+        <w:t>What came from outside and what we built</w:t>
+      </w:r>
+    </w:p>
+    <w:tbl>
+      <w:tblPr>
+        <w:tblW w:type="auto" w:w="0"/>
+        <w:jc w:val="center"/>
+        <w:tblLayout w:type="fixed"/>
+        <w:tblLook w:firstColumn="1" w:firstRow="1" w:lastColumn="0" w:lastRow="0" w:noHBand="0" w:noVBand="1" w:val="04A0"/>
+      </w:tblPr>
+      <w:tblGrid>
+        <w:gridCol w:w="2304"/>
+        <w:gridCol w:w="7488"/>
+      </w:tblGrid>
+      <w:tr>
+        <w:trPr>
+          <w:cantSplit/>
+          <w:tblHeader/>
+        </w:trPr>
+        <w:tc>
+          <w:tcPr>
+            <w:tcW w:type="dxa" w:w="2304"/>
+            <w:vAlign w:val="center"/>
+            <w:tcBorders>
+              <w:top w:val="single" w:sz="4" w:color="D9D9D9"/>
+              <w:left w:val="single" w:sz="4" w:color="D9D9D9"/>
+              <w:bottom w:val="single" w:sz="4" w:color="D9D9D9"/>
+              <w:right w:val="single" w:sz="4" w:color="D9D9D9"/>
+            </w:tcBorders>
+            <w:shd w:fill="17365D"/>
+            <w:tcMar>
+              <w:top w:w="90" w:type="dxa"/>
+              <w:left w:w="90" w:type="dxa"/>
+              <w:bottom w:w="90" w:type="dxa"/>
+              <w:right w:w="90" w:type="dxa"/>
+            </w:tcMar>
+          </w:tcPr>
+          <w:p>
+            <w:pPr>
+              <w:spacing w:after="40" w:before="40"/>
+            </w:pPr>
+            <w:r>
+              <w:rPr>
+                <w:b/>
+                <w:color w:val="FFFFFF"/>
+                <w:sz w:val="20"/>
+              </w:rPr>
+              <w:t>Part</w:t>
+            </w:r>
+          </w:p>
+        </w:tc>
+        <w:tc>
+          <w:tcPr>
+            <w:tcW w:type="dxa" w:w="7488"/>
+            <w:vAlign w:val="center"/>
+            <w:tcBorders>
+              <w:top w:val="single" w:sz="4" w:color="D9D9D9"/>
+              <w:left w:val="single" w:sz="4" w:color="D9D9D9"/>
+              <w:bottom w:val="single" w:sz="4" w:color="D9D9D9"/>
+              <w:right w:val="single" w:sz="4" w:color="D9D9D9"/>
+            </w:tcBorders>
+            <w:shd w:fill="17365D"/>
+            <w:tcMar>
+              <w:top w:w="90" w:type="dxa"/>
+              <w:left w:w="90" w:type="dxa"/>
+              <w:bottom w:w="90" w:type="dxa"/>
+              <w:right w:w="90" w:type="dxa"/>
+            </w:tcMar>
+          </w:tcPr>
+          <w:p>
+            <w:pPr>
+              <w:spacing w:after="40" w:before="40"/>
+            </w:pPr>
+            <w:r>
+              <w:rPr>
+                <w:b/>
+                <w:color w:val="FFFFFF"/>
+                <w:sz w:val="20"/>
+              </w:rPr>
+              <w:t>Where it came from and how we use it</w:t>
+            </w:r>
+          </w:p>
+        </w:tc>
+      </w:tr>
+      <w:tr>
+        <w:trPr>
+          <w:cantSplit/>
+        </w:trPr>
+        <w:tc>
+          <w:tcPr>
+            <w:tcW w:type="dxa" w:w="2304"/>
+            <w:vAlign w:val="center"/>
+            <w:tcBorders>
+              <w:top w:val="single" w:sz="4" w:color="D9D9D9"/>
+              <w:left w:val="single" w:sz="4" w:color="D9D9D9"/>
+              <w:bottom w:val="single" w:sz="4" w:color="D9D9D9"/>
+              <w:right w:val="single" w:sz="4" w:color="D9D9D9"/>
+            </w:tcBorders>
+            <w:shd w:fill="F2F5F8"/>
+            <w:tcMar>
+              <w:top w:w="90" w:type="dxa"/>
+              <w:left w:w="90" w:type="dxa"/>
+              <w:bottom w:w="90" w:type="dxa"/>
+              <w:right w:w="90" w:type="dxa"/>
+            </w:tcMar>
+          </w:tcPr>
+          <w:p>
+            <w:pPr>
+              <w:spacing w:after="40" w:before="40"/>
+            </w:pPr>
+            <w:r>
+              <w:rPr>
+                <w:b w:val="0"/>
+                <w:color w:val="000000"/>
+                <w:sz w:val="20"/>
+              </w:rPr>
+              <w:t>200 external attacks</w:t>
+            </w:r>
+          </w:p>
+        </w:tc>
+        <w:tc>
+          <w:tcPr>
+            <w:tcW w:type="dxa" w:w="7488"/>
+            <w:vAlign w:val="center"/>
+            <w:tcBorders>
+              <w:top w:val="single" w:sz="4" w:color="D9D9D9"/>
+              <w:left w:val="single" w:sz="4" w:color="D9D9D9"/>
+              <w:bottom w:val="single" w:sz="4" w:color="D9D9D9"/>
+              <w:right w:val="single" w:sz="4" w:color="D9D9D9"/>
+            </w:tcBorders>
+            <w:shd w:fill="F2F5F8"/>
+            <w:tcMar>
+              <w:top w:w="90" w:type="dxa"/>
+              <w:left w:w="90" w:type="dxa"/>
+              <w:bottom w:w="90" w:type="dxa"/>
+              <w:right w:w="90" w:type="dxa"/>
+            </w:tcMar>
+          </w:tcPr>
+          <w:p>
+            <w:pPr>
+              <w:spacing w:after="40" w:before="40"/>
+            </w:pPr>
+            <w:r>
+              <w:rPr>
+                <w:b w:val="0"/>
+                <w:color w:val="000000"/>
+                <w:sz w:val="20"/>
+              </w:rPr>
+              <w:t>Selected and adapted from Microsoft’s LLMail-Inject challenge dataset. They are not attacks we invented. Fifty have saved agent runs.</w:t>
+            </w:r>
+          </w:p>
+        </w:tc>
+      </w:tr>
+      <w:tr>
+        <w:trPr>
+          <w:cantSplit/>
+        </w:trPr>
+        <w:tc>
+          <w:tcPr>
+            <w:tcW w:type="dxa" w:w="2304"/>
+            <w:vAlign w:val="center"/>
+            <w:tcBorders>
+              <w:top w:val="single" w:sz="4" w:color="D9D9D9"/>
+              <w:left w:val="single" w:sz="4" w:color="D9D9D9"/>
+              <w:bottom w:val="single" w:sz="4" w:color="D9D9D9"/>
+              <w:right w:val="single" w:sz="4" w:color="D9D9D9"/>
+            </w:tcBorders>
+            <w:shd w:fill="FFFFFF"/>
+            <w:tcMar>
+              <w:top w:w="90" w:type="dxa"/>
+              <w:left w:w="90" w:type="dxa"/>
+              <w:bottom w:w="90" w:type="dxa"/>
+              <w:right w:w="90" w:type="dxa"/>
+            </w:tcMar>
+          </w:tcPr>
+          <w:p>
+            <w:pPr>
+              <w:spacing w:after="40" w:before="40"/>
+            </w:pPr>
+            <w:r>
+              <w:rPr>
+                <w:b w:val="0"/>
+                <w:color w:val="000000"/>
+                <w:sz w:val="20"/>
+              </w:rPr>
+              <w:t>203 clean emails</w:t>
+            </w:r>
+          </w:p>
+        </w:tc>
+        <w:tc>
+          <w:tcPr>
+            <w:tcW w:type="dxa" w:w="7488"/>
+            <w:vAlign w:val="center"/>
+            <w:tcBorders>
+              <w:top w:val="single" w:sz="4" w:color="D9D9D9"/>
+              <w:left w:val="single" w:sz="4" w:color="D9D9D9"/>
+              <w:bottom w:val="single" w:sz="4" w:color="D9D9D9"/>
+              <w:right w:val="single" w:sz="4" w:color="D9D9D9"/>
+            </w:tcBorders>
+            <w:shd w:fill="FFFFFF"/>
+            <w:tcMar>
+              <w:top w:w="90" w:type="dxa"/>
+              <w:left w:w="90" w:type="dxa"/>
+              <w:bottom w:w="90" w:type="dxa"/>
+              <w:right w:w="90" w:type="dxa"/>
+            </w:tcMar>
+          </w:tcPr>
+          <w:p>
+            <w:pPr>
+              <w:spacing w:after="40" w:before="40"/>
+            </w:pPr>
+            <w:r>
+              <w:rPr>
+                <w:b w:val="0"/>
+                <w:color w:val="000000"/>
+                <w:sz w:val="20"/>
+              </w:rPr>
+              <w:t>From the same dataset’s false-alarm test file. Used in the separate detector check, not as 203 complete agent tasks.</w:t>
+            </w:r>
+          </w:p>
+        </w:tc>
+      </w:tr>
+      <w:tr>
+        <w:trPr>
+          <w:cantSplit/>
+        </w:trPr>
+        <w:tc>
+          <w:tcPr>
+            <w:tcW w:type="dxa" w:w="2304"/>
+            <w:vAlign w:val="center"/>
+            <w:tcBorders>
+              <w:top w:val="single" w:sz="4" w:color="D9D9D9"/>
+              <w:left w:val="single" w:sz="4" w:color="D9D9D9"/>
+              <w:bottom w:val="single" w:sz="4" w:color="D9D9D9"/>
+              <w:right w:val="single" w:sz="4" w:color="D9D9D9"/>
+            </w:tcBorders>
+            <w:shd w:fill="F2F5F8"/>
+            <w:tcMar>
+              <w:top w:w="90" w:type="dxa"/>
+              <w:left w:w="90" w:type="dxa"/>
+              <w:bottom w:w="90" w:type="dxa"/>
+              <w:right w:w="90" w:type="dxa"/>
+            </w:tcMar>
+          </w:tcPr>
+          <w:p>
+            <w:pPr>
+              <w:spacing w:after="40" w:before="40"/>
+            </w:pPr>
+            <w:r>
+              <w:rPr>
+                <w:b w:val="0"/>
+                <w:color w:val="000000"/>
+                <w:sz w:val="20"/>
+              </w:rPr>
+              <w:t>23 custom attacks</w:t>
+            </w:r>
+          </w:p>
+        </w:tc>
+        <w:tc>
+          <w:tcPr>
+            <w:tcW w:type="dxa" w:w="7488"/>
+            <w:vAlign w:val="center"/>
+            <w:tcBorders>
+              <w:top w:val="single" w:sz="4" w:color="D9D9D9"/>
+              <w:left w:val="single" w:sz="4" w:color="D9D9D9"/>
+              <w:bottom w:val="single" w:sz="4" w:color="D9D9D9"/>
+              <w:right w:val="single" w:sz="4" w:color="D9D9D9"/>
+            </w:tcBorders>
+            <w:shd w:fill="F2F5F8"/>
+            <w:tcMar>
+              <w:top w:w="90" w:type="dxa"/>
+              <w:left w:w="90" w:type="dxa"/>
+              <w:bottom w:w="90" w:type="dxa"/>
+              <w:right w:w="90" w:type="dxa"/>
+            </w:tcMar>
+          </w:tcPr>
+          <w:p>
+            <w:pPr>
+              <w:spacing w:after="40" w:before="40"/>
+            </w:pPr>
+            <w:r>
+              <w:rPr>
+                <w:b w:val="0"/>
+                <w:color w:val="000000"/>
+                <w:sz w:val="20"/>
+              </w:rPr>
+              <w:t>Project-specific examples stored in our own attack file: ten for development and thirteen kept aside for final testing.</w:t>
+            </w:r>
+          </w:p>
+        </w:tc>
+      </w:tr>
+      <w:tr>
+        <w:trPr>
+          <w:cantSplit/>
+        </w:trPr>
+        <w:tc>
+          <w:tcPr>
+            <w:tcW w:type="dxa" w:w="2304"/>
+            <w:vAlign w:val="center"/>
+            <w:tcBorders>
+              <w:top w:val="single" w:sz="4" w:color="D9D9D9"/>
+              <w:left w:val="single" w:sz="4" w:color="D9D9D9"/>
+              <w:bottom w:val="single" w:sz="4" w:color="D9D9D9"/>
+              <w:right w:val="single" w:sz="4" w:color="D9D9D9"/>
+            </w:tcBorders>
+            <w:shd w:fill="FFFFFF"/>
+            <w:tcMar>
+              <w:top w:w="90" w:type="dxa"/>
+              <w:left w:w="90" w:type="dxa"/>
+              <w:bottom w:w="90" w:type="dxa"/>
+              <w:right w:w="90" w:type="dxa"/>
+            </w:tcMar>
+          </w:tcPr>
+          <w:p>
+            <w:pPr>
+              <w:spacing w:after="40" w:before="40"/>
+            </w:pPr>
+            <w:r>
+              <w:rPr>
+                <w:b w:val="0"/>
+                <w:color w:val="000000"/>
+                <w:sz w:val="20"/>
+              </w:rPr>
+              <w:t>14 normal tasks</w:t>
+            </w:r>
+          </w:p>
+        </w:tc>
+        <w:tc>
+          <w:tcPr>
+            <w:tcW w:type="dxa" w:w="7488"/>
+            <w:vAlign w:val="center"/>
+            <w:tcBorders>
+              <w:top w:val="single" w:sz="4" w:color="D9D9D9"/>
+              <w:left w:val="single" w:sz="4" w:color="D9D9D9"/>
+              <w:bottom w:val="single" w:sz="4" w:color="D9D9D9"/>
+              <w:right w:val="single" w:sz="4" w:color="D9D9D9"/>
+            </w:tcBorders>
+            <w:shd w:fill="FFFFFF"/>
+            <w:tcMar>
+              <w:top w:w="90" w:type="dxa"/>
+              <w:left w:w="90" w:type="dxa"/>
+              <w:bottom w:w="90" w:type="dxa"/>
+              <w:right w:w="90" w:type="dxa"/>
+            </w:tcMar>
+          </w:tcPr>
+          <w:p>
+            <w:pPr>
+              <w:spacing w:after="40" w:before="40"/>
+            </w:pPr>
+            <w:r>
+              <w:rPr>
+                <w:b w:val="0"/>
+                <w:color w:val="000000"/>
+                <w:sz w:val="20"/>
+              </w:rPr>
+              <w:t>Project-specific tasks: seven for development and seven held out.</w:t>
+            </w:r>
+          </w:p>
+        </w:tc>
+      </w:tr>
+      <w:tr>
+        <w:trPr>
+          <w:cantSplit/>
+        </w:trPr>
+        <w:tc>
+          <w:tcPr>
+            <w:tcW w:type="dxa" w:w="2304"/>
+            <w:vAlign w:val="center"/>
+            <w:tcBorders>
+              <w:top w:val="single" w:sz="4" w:color="D9D9D9"/>
+              <w:left w:val="single" w:sz="4" w:color="D9D9D9"/>
+              <w:bottom w:val="single" w:sz="4" w:color="D9D9D9"/>
+              <w:right w:val="single" w:sz="4" w:color="D9D9D9"/>
+            </w:tcBorders>
+            <w:shd w:fill="F2F5F8"/>
+            <w:tcMar>
+              <w:top w:w="90" w:type="dxa"/>
+              <w:left w:w="90" w:type="dxa"/>
+              <w:bottom w:w="90" w:type="dxa"/>
+              <w:right w:w="90" w:type="dxa"/>
+            </w:tcMar>
+          </w:tcPr>
+          <w:p>
+            <w:pPr>
+              <w:spacing w:after="40" w:before="40"/>
+            </w:pPr>
+            <w:r>
+              <w:rPr>
+                <w:b w:val="0"/>
+                <w:color w:val="000000"/>
+                <w:sz w:val="20"/>
+              </w:rPr>
+              <w:t>Company information</w:t>
+            </w:r>
+          </w:p>
+        </w:tc>
+        <w:tc>
+          <w:tcPr>
+            <w:tcW w:type="dxa" w:w="7488"/>
+            <w:vAlign w:val="center"/>
+            <w:tcBorders>
+              <w:top w:val="single" w:sz="4" w:color="D9D9D9"/>
+              <w:left w:val="single" w:sz="4" w:color="D9D9D9"/>
+              <w:bottom w:val="single" w:sz="4" w:color="D9D9D9"/>
+              <w:right w:val="single" w:sz="4" w:color="D9D9D9"/>
+            </w:tcBorders>
+            <w:shd w:fill="F2F5F8"/>
+            <w:tcMar>
+              <w:top w:w="90" w:type="dxa"/>
+              <w:left w:w="90" w:type="dxa"/>
+              <w:bottom w:w="90" w:type="dxa"/>
+              <w:right w:w="90" w:type="dxa"/>
+            </w:tcMar>
+          </w:tcPr>
+          <w:p>
+            <w:pPr>
+              <w:spacing w:after="40" w:before="40"/>
+            </w:pPr>
+            <w:r>
+              <w:rPr>
+                <w:b w:val="0"/>
+                <w:color w:val="000000"/>
+                <w:sz w:val="20"/>
+              </w:rPr>
+              <w:t>Made-up policies and staff contacts for the Northwind test company. These are local test files, not private company records.</w:t>
+            </w:r>
+          </w:p>
+        </w:tc>
+      </w:tr>
+      <w:tr>
+        <w:trPr>
+          <w:cantSplit/>
+        </w:trPr>
+        <w:tc>
+          <w:tcPr>
+            <w:tcW w:type="dxa" w:w="2304"/>
+            <w:vAlign w:val="center"/>
+            <w:tcBorders>
+              <w:top w:val="single" w:sz="4" w:color="D9D9D9"/>
+              <w:left w:val="single" w:sz="4" w:color="D9D9D9"/>
+              <w:bottom w:val="single" w:sz="4" w:color="D9D9D9"/>
+              <w:right w:val="single" w:sz="4" w:color="D9D9D9"/>
+            </w:tcBorders>
+            <w:shd w:fill="FFFFFF"/>
+            <w:tcMar>
+              <w:top w:w="90" w:type="dxa"/>
+              <w:left w:w="90" w:type="dxa"/>
+              <w:bottom w:w="90" w:type="dxa"/>
+              <w:right w:w="90" w:type="dxa"/>
+            </w:tcMar>
+          </w:tcPr>
+          <w:p>
+            <w:pPr>
+              <w:spacing w:after="40" w:before="40"/>
+            </w:pPr>
+            <w:r>
+              <w:rPr>
+                <w:b w:val="0"/>
+                <w:color w:val="000000"/>
+                <w:sz w:val="20"/>
+              </w:rPr>
+              <w:t>Agent and defenses</w:t>
+            </w:r>
+          </w:p>
+        </w:tc>
+        <w:tc>
+          <w:tcPr>
+            <w:tcW w:type="dxa" w:w="7488"/>
+            <w:vAlign w:val="center"/>
+            <w:tcBorders>
+              <w:top w:val="single" w:sz="4" w:color="D9D9D9"/>
+              <w:left w:val="single" w:sz="4" w:color="D9D9D9"/>
+              <w:bottom w:val="single" w:sz="4" w:color="D9D9D9"/>
+              <w:right w:val="single" w:sz="4" w:color="D9D9D9"/>
+            </w:tcBorders>
+            <w:shd w:fill="FFFFFF"/>
+            <w:tcMar>
+              <w:top w:w="90" w:type="dxa"/>
+              <w:left w:w="90" w:type="dxa"/>
+              <w:bottom w:w="90" w:type="dxa"/>
+              <w:right w:w="90" w:type="dxa"/>
+            </w:tcMar>
+          </w:tcPr>
+          <w:p>
+            <w:pPr>
+              <w:spacing w:after="40" w:before="40"/>
+            </w:pPr>
+            <w:r>
+              <w:rPr>
+                <w:b w:val="0"/>
+                <w:color w:val="000000"/>
+                <w:sz w:val="20"/>
+              </w:rPr>
+              <w:t>Our project implements the tool loop, attack insertion, detector instructions, recipient gate, logs and scoring using existing AI models and software libraries.</w:t>
+            </w:r>
+          </w:p>
+        </w:tc>
+      </w:tr>
+    </w:tbl>
+    <w:p>
+      <w:pPr>
+        <w:spacing w:after="0"/>
+      </w:pPr>
+    </w:p>
+    <w:p>
+      <w:pPr>
+        <w:pStyle w:val="Heading2"/>
+      </w:pPr>
+      <w:r>
+        <w:t>How the external attacks were adapted</w:t>
+      </w:r>
+    </w:p>
+    <w:p>
+      <w:r>
+        <w:rPr>
+          <w:b w:val="0"/>
+        </w:rPr>
+        <w:t>The original attacks were malicious emails in an email-assistant challenge. Our converter places their subject and body inside a retrieved policy excerpt and changes ordinary email addresses to reserved test addresses where the conversion rule applies. Our agent, task and success rule differ from the original challenge. We selected attacks marked successful in that original challenge; this is a selected sample, not a random sample of all possible attacks. We cannot compare our success percentages directly with the original benchmark.</w:t>
+      </w:r>
+    </w:p>
+    <w:p>
+      <w:pPr>
+        <w:pStyle w:val="Heading2"/>
+      </w:pPr>
+      <w:r>
+        <w:t>Dataset and result records are different things</w:t>
+      </w:r>
+    </w:p>
+    <w:p>
+      <w:r>
+        <w:rPr>
+          <w:b w:val="0"/>
+        </w:rPr>
+        <w:t>A dataset is a collection of examples used for testing. A log is a record made after our system runs those examples. The dataset supplies attack text; our own experiment logs supply the progress report results. We use downloaded files, not a live attack database connection.</w:t>
+      </w:r>
+    </w:p>
+    <w:p>
+      <w:r>
+        <w:rPr>
+          <w:b w:val="0"/>
+        </w:rPr>
+        <w:t>Original dataset: https://huggingface.co/datasets/microsoft/llmail-inject-challenge  |  MIT license. Our saved source revision begins 1063bdf. Conversion and source details are in attacks/convert_llmail.py and attacks/external_llmail.json.</w:t>
+      </w:r>
+    </w:p>
+    <w:p>
+      <w:pPr>
+        <w:pStyle w:val="Heading1"/>
+        <w:pageBreakBefore/>
+      </w:pPr>
+      <w:r>
         <w:t>The test counts everyone must understand</w:t>
       </w:r>
     </w:p>
@@ -2712,7 +3286,7 @@
                 <w:color w:val="000000"/>
                 <w:sz w:val="20"/>
               </w:rPr>
-              <w:t>A separate stored collection from LLMail-Inject.</w:t>
+              <w:t>Adapted from Microsoft’s public LLMail-Inject dataset; separate from our custom attacks.</w:t>
             </w:r>
           </w:p>
         </w:tc>
@@ -2980,10 +3554,11 @@
     </w:p>
     <w:p>
       <w:pPr>
-        <w:pStyle w:val="Heading2"/>
+        <w:pStyle w:val="Heading1"/>
+        <w:pageBreakBefore/>
       </w:pPr>
       <w:r>
-        <w:t>The exact sources if the professor asks</w:t>
+        <w:t>Where the reported results are recorded</w:t>
       </w:r>
     </w:p>
     <w:p>
@@ -2991,8 +3566,302 @@
         <w:rPr>
           <w:b w:val="0"/>
         </w:rPr>
-        <w:t>The main source is logs/run-20261013T100754Z.jsonl. The external agent source is logs/run-20261012T202019Z.jsonl. The external detector source is logs/detector-external-20261012T215514Z.jsonl. JSONL is just a text file with one saved record on each line. You do not need to memorize the full filenames; know what each file records.</w:t>
+        <w:t>These are evidence files produced by our experiments, not the original attack dataset. A JSONL file is a text file with one saved record per line. Know which experiment each file records; you do not need to memorize the filenames.</w:t>
       </w:r>
+    </w:p>
+    <w:tbl>
+      <w:tblPr>
+        <w:tblW w:type="auto" w:w="0"/>
+        <w:jc w:val="center"/>
+        <w:tblLayout w:type="fixed"/>
+        <w:tblLook w:firstColumn="1" w:firstRow="1" w:lastColumn="0" w:lastRow="0" w:noHBand="0" w:noVBand="1" w:val="04A0"/>
+      </w:tblPr>
+      <w:tblGrid>
+        <w:gridCol w:w="2304"/>
+        <w:gridCol w:w="7488"/>
+      </w:tblGrid>
+      <w:tr>
+        <w:trPr>
+          <w:cantSplit/>
+          <w:tblHeader/>
+        </w:trPr>
+        <w:tc>
+          <w:tcPr>
+            <w:tcW w:type="dxa" w:w="2304"/>
+            <w:vAlign w:val="center"/>
+            <w:tcBorders>
+              <w:top w:val="single" w:sz="4" w:color="D9D9D9"/>
+              <w:left w:val="single" w:sz="4" w:color="D9D9D9"/>
+              <w:bottom w:val="single" w:sz="4" w:color="D9D9D9"/>
+              <w:right w:val="single" w:sz="4" w:color="D9D9D9"/>
+            </w:tcBorders>
+            <w:shd w:fill="17365D"/>
+            <w:tcMar>
+              <w:top w:w="90" w:type="dxa"/>
+              <w:left w:w="90" w:type="dxa"/>
+              <w:bottom w:w="90" w:type="dxa"/>
+              <w:right w:w="90" w:type="dxa"/>
+            </w:tcMar>
+          </w:tcPr>
+          <w:p>
+            <w:pPr>
+              <w:spacing w:after="40" w:before="40"/>
+            </w:pPr>
+            <w:r>
+              <w:rPr>
+                <w:b/>
+                <w:color w:val="FFFFFF"/>
+                <w:sz w:val="20"/>
+              </w:rPr>
+              <w:t>Saved evidence</w:t>
+            </w:r>
+          </w:p>
+        </w:tc>
+        <w:tc>
+          <w:tcPr>
+            <w:tcW w:type="dxa" w:w="7488"/>
+            <w:vAlign w:val="center"/>
+            <w:tcBorders>
+              <w:top w:val="single" w:sz="4" w:color="D9D9D9"/>
+              <w:left w:val="single" w:sz="4" w:color="D9D9D9"/>
+              <w:bottom w:val="single" w:sz="4" w:color="D9D9D9"/>
+              <w:right w:val="single" w:sz="4" w:color="D9D9D9"/>
+            </w:tcBorders>
+            <w:shd w:fill="17365D"/>
+            <w:tcMar>
+              <w:top w:w="90" w:type="dxa"/>
+              <w:left w:w="90" w:type="dxa"/>
+              <w:bottom w:w="90" w:type="dxa"/>
+              <w:right w:w="90" w:type="dxa"/>
+            </w:tcMar>
+          </w:tcPr>
+          <w:p>
+            <w:pPr>
+              <w:spacing w:after="40" w:before="40"/>
+            </w:pPr>
+            <w:r>
+              <w:rPr>
+                <w:b/>
+                <w:color w:val="FFFFFF"/>
+                <w:sz w:val="20"/>
+              </w:rPr>
+              <w:t>What it supports</w:t>
+            </w:r>
+          </w:p>
+        </w:tc>
+      </w:tr>
+      <w:tr>
+        <w:trPr>
+          <w:cantSplit/>
+        </w:trPr>
+        <w:tc>
+          <w:tcPr>
+            <w:tcW w:type="dxa" w:w="2304"/>
+            <w:vAlign w:val="center"/>
+            <w:tcBorders>
+              <w:top w:val="single" w:sz="4" w:color="D9D9D9"/>
+              <w:left w:val="single" w:sz="4" w:color="D9D9D9"/>
+              <w:bottom w:val="single" w:sz="4" w:color="D9D9D9"/>
+              <w:right w:val="single" w:sz="4" w:color="D9D9D9"/>
+            </w:tcBorders>
+            <w:shd w:fill="F2F5F8"/>
+            <w:tcMar>
+              <w:top w:w="90" w:type="dxa"/>
+              <w:left w:w="90" w:type="dxa"/>
+              <w:bottom w:w="90" w:type="dxa"/>
+              <w:right w:w="90" w:type="dxa"/>
+            </w:tcMar>
+          </w:tcPr>
+          <w:p>
+            <w:pPr>
+              <w:spacing w:after="40" w:before="40"/>
+            </w:pPr>
+            <w:r>
+              <w:rPr>
+                <w:b w:val="0"/>
+                <w:color w:val="000000"/>
+                <w:sz w:val="20"/>
+              </w:rPr>
+              <w:t>Main development run</w:t>
+            </w:r>
+          </w:p>
+        </w:tc>
+        <w:tc>
+          <w:tcPr>
+            <w:tcW w:type="dxa" w:w="7488"/>
+            <w:vAlign w:val="center"/>
+            <w:tcBorders>
+              <w:top w:val="single" w:sz="4" w:color="D9D9D9"/>
+              <w:left w:val="single" w:sz="4" w:color="D9D9D9"/>
+              <w:bottom w:val="single" w:sz="4" w:color="D9D9D9"/>
+              <w:right w:val="single" w:sz="4" w:color="D9D9D9"/>
+            </w:tcBorders>
+            <w:shd w:fill="F2F5F8"/>
+            <w:tcMar>
+              <w:top w:w="90" w:type="dxa"/>
+              <w:left w:w="90" w:type="dxa"/>
+              <w:bottom w:w="90" w:type="dxa"/>
+              <w:right w:w="90" w:type="dxa"/>
+            </w:tcMar>
+          </w:tcPr>
+          <w:p>
+            <w:pPr>
+              <w:spacing w:after="40" w:before="40"/>
+            </w:pPr>
+            <w:r>
+              <w:rPr>
+                <w:b w:val="0"/>
+                <w:color w:val="000000"/>
+                <w:sz w:val="20"/>
+              </w:rPr>
+              <w:t>logs/run-20261013T100754Z.jsonl: ten custom attacks and seven normal tasks, three repeats each. Its 51 records support the main A to D table through offline scoring.</w:t>
+            </w:r>
+          </w:p>
+        </w:tc>
+      </w:tr>
+      <w:tr>
+        <w:trPr>
+          <w:cantSplit/>
+        </w:trPr>
+        <w:tc>
+          <w:tcPr>
+            <w:tcW w:type="dxa" w:w="2304"/>
+            <w:vAlign w:val="center"/>
+            <w:tcBorders>
+              <w:top w:val="single" w:sz="4" w:color="D9D9D9"/>
+              <w:left w:val="single" w:sz="4" w:color="D9D9D9"/>
+              <w:bottom w:val="single" w:sz="4" w:color="D9D9D9"/>
+              <w:right w:val="single" w:sz="4" w:color="D9D9D9"/>
+            </w:tcBorders>
+            <w:shd w:fill="FFFFFF"/>
+            <w:tcMar>
+              <w:top w:w="90" w:type="dxa"/>
+              <w:left w:w="90" w:type="dxa"/>
+              <w:bottom w:w="90" w:type="dxa"/>
+              <w:right w:w="90" w:type="dxa"/>
+            </w:tcMar>
+          </w:tcPr>
+          <w:p>
+            <w:pPr>
+              <w:spacing w:after="40" w:before="40"/>
+            </w:pPr>
+            <w:r>
+              <w:rPr>
+                <w:b w:val="0"/>
+                <w:color w:val="000000"/>
+                <w:sz w:val="20"/>
+              </w:rPr>
+              <w:t>External agent run</w:t>
+            </w:r>
+          </w:p>
+        </w:tc>
+        <w:tc>
+          <w:tcPr>
+            <w:tcW w:type="dxa" w:w="7488"/>
+            <w:vAlign w:val="center"/>
+            <w:tcBorders>
+              <w:top w:val="single" w:sz="4" w:color="D9D9D9"/>
+              <w:left w:val="single" w:sz="4" w:color="D9D9D9"/>
+              <w:bottom w:val="single" w:sz="4" w:color="D9D9D9"/>
+              <w:right w:val="single" w:sz="4" w:color="D9D9D9"/>
+            </w:tcBorders>
+            <w:shd w:fill="FFFFFF"/>
+            <w:tcMar>
+              <w:top w:w="90" w:type="dxa"/>
+              <w:left w:w="90" w:type="dxa"/>
+              <w:bottom w:w="90" w:type="dxa"/>
+              <w:right w:w="90" w:type="dxa"/>
+            </w:tcMar>
+          </w:tcPr>
+          <w:p>
+            <w:pPr>
+              <w:spacing w:after="40" w:before="40"/>
+            </w:pPr>
+            <w:r>
+              <w:rPr>
+                <w:b w:val="0"/>
+                <w:color w:val="000000"/>
+                <w:sz w:val="20"/>
+              </w:rPr>
+              <w:t>logs/run-20261012T202019Z.jsonl: fifty adapted LLMail attacks run once each. Two errors leave 48 valid runs for the reported no-defense and gate-only comparison.</w:t>
+            </w:r>
+          </w:p>
+        </w:tc>
+      </w:tr>
+      <w:tr>
+        <w:trPr>
+          <w:cantSplit/>
+        </w:trPr>
+        <w:tc>
+          <w:tcPr>
+            <w:tcW w:type="dxa" w:w="2304"/>
+            <w:vAlign w:val="center"/>
+            <w:tcBorders>
+              <w:top w:val="single" w:sz="4" w:color="D9D9D9"/>
+              <w:left w:val="single" w:sz="4" w:color="D9D9D9"/>
+              <w:bottom w:val="single" w:sz="4" w:color="D9D9D9"/>
+              <w:right w:val="single" w:sz="4" w:color="D9D9D9"/>
+            </w:tcBorders>
+            <w:shd w:fill="F2F5F8"/>
+            <w:tcMar>
+              <w:top w:w="90" w:type="dxa"/>
+              <w:left w:w="90" w:type="dxa"/>
+              <w:bottom w:w="90" w:type="dxa"/>
+              <w:right w:w="90" w:type="dxa"/>
+            </w:tcMar>
+          </w:tcPr>
+          <w:p>
+            <w:pPr>
+              <w:spacing w:after="40" w:before="40"/>
+            </w:pPr>
+            <w:r>
+              <w:rPr>
+                <w:b w:val="0"/>
+                <w:color w:val="000000"/>
+                <w:sz w:val="20"/>
+              </w:rPr>
+              <w:t>External detector check</w:t>
+            </w:r>
+          </w:p>
+        </w:tc>
+        <w:tc>
+          <w:tcPr>
+            <w:tcW w:type="dxa" w:w="7488"/>
+            <w:vAlign w:val="center"/>
+            <w:tcBorders>
+              <w:top w:val="single" w:sz="4" w:color="D9D9D9"/>
+              <w:left w:val="single" w:sz="4" w:color="D9D9D9"/>
+              <w:bottom w:val="single" w:sz="4" w:color="D9D9D9"/>
+              <w:right w:val="single" w:sz="4" w:color="D9D9D9"/>
+            </w:tcBorders>
+            <w:shd w:fill="F2F5F8"/>
+            <w:tcMar>
+              <w:top w:w="90" w:type="dxa"/>
+              <w:left w:w="90" w:type="dxa"/>
+              <w:bottom w:w="90" w:type="dxa"/>
+              <w:right w:w="90" w:type="dxa"/>
+            </w:tcMar>
+          </w:tcPr>
+          <w:p>
+            <w:pPr>
+              <w:spacing w:after="40" w:before="40"/>
+            </w:pPr>
+            <w:r>
+              <w:rPr>
+                <w:b w:val="0"/>
+                <w:color w:val="000000"/>
+                <w:sz w:val="20"/>
+              </w:rPr>
+              <w:t>logs/detector-external-20261012T215514Z.jsonl: labels for fifty attack excerpts and 203 clean dataset emails. Supports detector misses and false alarms, not complete agent performance.</w:t>
+            </w:r>
+          </w:p>
+        </w:tc>
+      </w:tr>
+    </w:tbl>
+    <w:p>
+      <w:pPr>
+        <w:spacing w:after="0"/>
+      </w:pPr>
     </w:p>
     <w:p>
       <w:pPr>
@@ -3024,7 +3893,7 @@
         <w:rPr>
           <w:b w:val="0"/>
         </w:rPr>
-        <w:t>We have fifty saved runs using external attacks. Two runs had agent errors, so the main calculation uses 48 valid runs. Without defenses, nine attacks succeeded. With the recipient gate, zero succeeded. This experiment used an unfinished detector that did not filter attacks, so it only supports the no-defense and gate-only comparison.</w:t>
+        <w:t>The external source is Microsoft’s LLMail-Inject dataset. We adapted 200 attacks and have fifty saved runs using these external attacks. Two runs had agent errors, so the main calculation uses 48 valid runs. Without defenses, nine attacks succeeded. With the recipient gate, zero succeeded. This experiment used an unfinished detector that did not filter attacks, so it only supports the no-defense and gate-only comparison.</w:t>
       </w:r>
     </w:p>
     <w:p>
@@ -3088,7 +3957,7 @@
         <w:rPr>
           <w:b w:val="0"/>
         </w:rPr>
-        <w:t>"We want the agent to resist attacker instructions and still finish the user’s task. We checked external examples as well as our own. In fifty external agent runs, two had errors. Of the 48 valid runs, nine attacks succeeded without defenses and none with the gate. A separate detector check missed three of fifty attacks and raised no false alarms on 203 clean emails. These results support further work, but do not prove general agent security. The combined below 5% target remains unmet in our development table. Live approval adds human supervision and still needs evaluation."</w:t>
+        <w:t>"We want the agent to resist attacker instructions and still finish the user’s task. We found Microsoft’s public LLMail-Inject dataset and adapted 200 attacks. We checked fifty of them separately from our custom examples. In fifty external agent runs, two had errors. Of the 48 valid runs, nine attacks succeeded without defenses and none with the gate. A separate detector check missed three of fifty attacks and raised no false alarms on 203 clean emails. These results support further work, but do not prove general agent security. The combined below 5% target remains unmet in our development table. Live approval adds human supervision and still needs evaluation."</w:t>
       </w:r>
     </w:p>
     <w:p>
